--- a/02_Backend_Cloud/Evidencias/Fase 3 - Respuestas del servicio.docx
+++ b/02_Backend_Cloud/Evidencias/Fase 3 - Respuestas del servicio.docx
@@ -63,6 +63,20 @@
     </w:p>
     <w:p>
       <w:pPr>
+        <w:rPr>
+          <w:rFonts w:ascii="Arial" w:cs="Arial" w:eastAsia="Arial" w:hAnsi="Arial"/>
+          <w:b w:val="1"/>
+          <w:bCs w:val="1"/>
+        </w:rPr>
+      </w:pPr>
+      <w:r>
+        <w:rPr>
+          <w:rtl w:val="0"/>
+        </w:rPr>
+      </w:r>
+    </w:p>
+    <w:p>
+      <w:pPr>
         <w:spacing w:line="276" w:lineRule="auto"/>
         <w:rPr>
           <w:rFonts w:ascii="Arial" w:cs="Arial" w:eastAsia="Arial" w:hAnsi="Arial"/>
@@ -80,7 +94,7 @@
           <wp:inline distB="114300" distT="114300" distL="114300" distR="114300">
             <wp:extent cx="5612130" cy="4978400"/>
             <wp:effectExtent b="0" l="0" r="0" t="0"/>
-            <wp:docPr id="1" name="image1.png"/>
+            <wp:docPr id="2" name="image1.png"/>
             <a:graphic>
               <a:graphicData uri="http://schemas.openxmlformats.org/drawingml/2006/picture">
                 <pic:pic>
@@ -141,6 +155,60 @@
       </w:pPr>
       <w:r>
         <w:rPr>
+          <w:rFonts w:ascii="Arial" w:cs="Arial" w:eastAsia="Arial" w:hAnsi="Arial"/>
+          <w:sz w:val="22"/>
+          <w:szCs w:val="22"/>
+        </w:rPr>
+        <w:drawing>
+          <wp:inline distB="114300" distT="114300" distL="114300" distR="114300">
+            <wp:extent cx="5612130" cy="5041900"/>
+            <wp:effectExtent b="0" l="0" r="0" t="0"/>
+            <wp:docPr id="1" name="image4.png"/>
+            <a:graphic>
+              <a:graphicData uri="http://schemas.openxmlformats.org/drawingml/2006/picture">
+                <pic:pic>
+                  <pic:nvPicPr>
+                    <pic:cNvPr id="0" name="image4.png"/>
+                    <pic:cNvPicPr preferRelativeResize="0"/>
+                  </pic:nvPicPr>
+                  <pic:blipFill>
+                    <a:blip r:embed="rId8"/>
+                    <a:srcRect b="0" l="0" r="0" t="0"/>
+                    <a:stretch>
+                      <a:fillRect/>
+                    </a:stretch>
+                  </pic:blipFill>
+                  <pic:spPr>
+                    <a:xfrm>
+                      <a:off x="0" y="0"/>
+                      <a:ext cx="5612130" cy="5041900"/>
+                    </a:xfrm>
+                    <a:prstGeom prst="rect"/>
+                    <a:ln/>
+                  </pic:spPr>
+                </pic:pic>
+              </a:graphicData>
+            </a:graphic>
+          </wp:inline>
+        </w:drawing>
+      </w:r>
+      <w:r>
+        <w:rPr>
+          <w:rtl w:val="0"/>
+        </w:rPr>
+      </w:r>
+    </w:p>
+    <w:p>
+      <w:pPr>
+        <w:spacing w:line="276" w:lineRule="auto"/>
+        <w:rPr>
+          <w:rFonts w:ascii="Arial" w:cs="Arial" w:eastAsia="Arial" w:hAnsi="Arial"/>
+          <w:sz w:val="22"/>
+          <w:szCs w:val="22"/>
+        </w:rPr>
+      </w:pPr>
+      <w:r>
+        <w:rPr>
           <w:rtl w:val="0"/>
         </w:rPr>
       </w:r>
@@ -198,16 +266,16 @@
           <wp:inline distB="114300" distT="114300" distL="114300" distR="114300">
             <wp:extent cx="5612130" cy="1231900"/>
             <wp:effectExtent b="0" l="0" r="0" t="0"/>
-            <wp:docPr id="3" name="image3.png"/>
+            <wp:docPr id="4" name="image2.png"/>
             <a:graphic>
               <a:graphicData uri="http://schemas.openxmlformats.org/drawingml/2006/picture">
                 <pic:pic>
                   <pic:nvPicPr>
-                    <pic:cNvPr id="0" name="image3.png"/>
+                    <pic:cNvPr id="0" name="image2.png"/>
                     <pic:cNvPicPr preferRelativeResize="0"/>
                   </pic:nvPicPr>
                   <pic:blipFill>
-                    <a:blip r:embed="rId8"/>
+                    <a:blip r:embed="rId9"/>
                     <a:srcRect b="0" l="0" r="0" t="0"/>
                     <a:stretch>
                       <a:fillRect/>
@@ -264,7 +332,7 @@
       </w:r>
     </w:p>
     <w:sectPr>
-      <w:headerReference r:id="rId9" w:type="default"/>
+      <w:headerReference r:id="rId10" w:type="default"/>
       <w:pgSz w:h="15840" w:w="12240" w:orient="portrait"/>
       <w:pgMar w:bottom="1417" w:top="1417" w:left="1701" w:right="1701" w:header="708" w:footer="708"/>
       <w:pgNumType w:start="1"/>
@@ -329,12 +397,12 @@
           <wp:extent cx="7799998" cy="10093753"/>
           <wp:effectExtent b="0" l="0" r="0" t="0"/>
           <wp:wrapNone/>
-          <wp:docPr id="2" name="image2.png"/>
+          <wp:docPr id="3" name="image3.png"/>
           <a:graphic>
             <a:graphicData uri="http://schemas.openxmlformats.org/drawingml/2006/picture">
               <pic:pic>
                 <pic:nvPicPr>
-                  <pic:cNvPr id="0" name="image2.png"/>
+                  <pic:cNvPr id="0" name="image3.png"/>
                   <pic:cNvPicPr preferRelativeResize="0"/>
                 </pic:nvPicPr>
                 <pic:blipFill>
